--- a/Связи и соединения (Joins).docx
+++ b/Связи и соединения (Joins).docx
@@ -28,10 +28,7 @@
       </w:r>
       <w:proofErr w:type="spellEnd"/>
       <w:r>
-        <w:t>)</w:t>
-      </w:r>
-      <w:r>
-        <w:t>.</w:t>
+        <w:t>).</w:t>
       </w:r>
     </w:p>
     <w:p>
@@ -213,7 +210,6 @@
         <w:rPr>
           <w:b/>
           <w:bCs/>
-          <w:lang/>
         </w:rPr>
         <w:t>Использованные SQL-команды</w:t>
       </w:r>
@@ -788,8 +784,148 @@
     </w:p>
     <w:p>
       <w:pPr>
-        <w:spacing w:after="0" w:line="240" w:lineRule="auto"/>
-        <w:ind w:firstLine="360"/>
+        <w:pStyle w:val="a7"/>
+        <w:spacing w:after="0" w:line="240" w:lineRule="auto"/>
+        <w:jc w:val="both"/>
+      </w:pPr>
+      <w:r>
+        <w:rPr>
+          <w:lang w:val="kk-KZ"/>
+        </w:rPr>
+        <w:t>В</w:t>
+      </w:r>
+      <w:r>
+        <w:rPr>
+          <w:lang w:val="en-US"/>
+        </w:rPr>
+        <w:t>ы</w:t>
+      </w:r>
+      <w:proofErr w:type="spellStart"/>
+      <w:r>
+        <w:rPr>
+          <w:lang w:val="kk-KZ"/>
+        </w:rPr>
+        <w:t>полнено</w:t>
+      </w:r>
+      <w:proofErr w:type="spellEnd"/>
+      <w:r>
+        <w:rPr>
+          <w:lang w:val="en-US"/>
+        </w:rPr>
+        <w:t xml:space="preserve"> </w:t>
+      </w:r>
+      <w:proofErr w:type="spellStart"/>
+      <w:r>
+        <w:rPr>
+          <w:lang w:val="en-US"/>
+        </w:rPr>
+        <w:t>встав</w:t>
+      </w:r>
+      <w:r>
+        <w:rPr>
+          <w:lang w:val="kk-KZ"/>
+        </w:rPr>
+        <w:t>ка</w:t>
+      </w:r>
+      <w:proofErr w:type="spellEnd"/>
+      <w:r>
+        <w:rPr>
+          <w:lang w:val="en-US"/>
+        </w:rPr>
+        <w:t xml:space="preserve"> </w:t>
+      </w:r>
+      <w:proofErr w:type="spellStart"/>
+      <w:r>
+        <w:rPr>
+          <w:lang w:val="en-US"/>
+        </w:rPr>
+        <w:t>данны</w:t>
+      </w:r>
+      <w:proofErr w:type="spellEnd"/>
+      <w:r>
+        <w:rPr>
+          <w:lang w:val="kk-KZ"/>
+        </w:rPr>
+        <w:t>х</w:t>
+      </w:r>
+      <w:r>
+        <w:rPr>
+          <w:lang w:val="en-US"/>
+        </w:rPr>
+        <w:t xml:space="preserve"> в </w:t>
+      </w:r>
+      <w:proofErr w:type="spellStart"/>
+      <w:r>
+        <w:rPr>
+          <w:lang w:val="en-US"/>
+        </w:rPr>
+        <w:t>таблицы</w:t>
+      </w:r>
+      <w:proofErr w:type="spellEnd"/>
+      <w:r>
+        <w:rPr>
+          <w:lang w:val="en-US"/>
+        </w:rPr>
+        <w:t xml:space="preserve"> customers и orders, </w:t>
+      </w:r>
+      <w:proofErr w:type="spellStart"/>
+      <w:r>
+        <w:rPr>
+          <w:lang w:val="en-US"/>
+        </w:rPr>
+        <w:t>обеспечив</w:t>
+      </w:r>
+      <w:proofErr w:type="spellEnd"/>
+      <w:r>
+        <w:rPr>
+          <w:lang w:val="en-US"/>
+        </w:rPr>
+        <w:t xml:space="preserve"> </w:t>
+      </w:r>
+      <w:proofErr w:type="spellStart"/>
+      <w:r>
+        <w:rPr>
+          <w:lang w:val="en-US"/>
+        </w:rPr>
+        <w:t>поддержание</w:t>
+      </w:r>
+      <w:proofErr w:type="spellEnd"/>
+      <w:r>
+        <w:rPr>
+          <w:lang w:val="en-US"/>
+        </w:rPr>
+        <w:t xml:space="preserve"> </w:t>
+      </w:r>
+      <w:proofErr w:type="spellStart"/>
+      <w:r>
+        <w:rPr>
+          <w:lang w:val="en-US"/>
+        </w:rPr>
+        <w:t>ссылочной</w:t>
+      </w:r>
+      <w:proofErr w:type="spellEnd"/>
+      <w:r>
+        <w:rPr>
+          <w:lang w:val="en-US"/>
+        </w:rPr>
+        <w:t xml:space="preserve"> </w:t>
+      </w:r>
+      <w:proofErr w:type="spellStart"/>
+      <w:r>
+        <w:rPr>
+          <w:lang w:val="en-US"/>
+        </w:rPr>
+        <w:t>целостности</w:t>
+      </w:r>
+      <w:proofErr w:type="spellEnd"/>
+      <w:r>
+        <w:t>.</w:t>
+      </w:r>
+    </w:p>
+    <w:p>
+      <w:pPr>
+        <w:pStyle w:val="a7"/>
+        <w:spacing w:after="0" w:line="240" w:lineRule="auto"/>
         <w:jc w:val="both"/>
       </w:pPr>
     </w:p>
@@ -808,7 +944,6 @@
         <w:rPr>
           <w:b/>
           <w:bCs/>
-          <w:lang/>
         </w:rPr>
         <w:t>Использованные SQL-команды</w:t>
       </w:r>
